--- a/交付成果/第三轮修订版/第三轮4周版/读书会25_随念修习全系列（七随念与食厌想）_4周资料包（第三版修订）/Word版/第3周_天随念与死随念_学员版.docx
+++ b/交付成果/第三轮修订版/第三轮4周版/读书会25_随念修习全系列（七随念与食厌想）_4周资料包（第三版修订）/Word版/第3周_天随念与死随念_学员版.docx
@@ -1696,7 +1696,7 @@
         <w:rPr>
           <w:b w:val="0"/>
         </w:rPr>
-        <w:t>[00:01:51.040] 再一个呢？没有证得道果的人呢？他是不应该投身到四种无色界天。四种无色界天呢？啊，他没有办法在无色界天里面来修行取证道果。因为他们不能够听闻佛法。因为无相也有今天呢，它没有眼耳鼻舌身，没有色法，它只有四名运啊，只有是一个精神体。所以，无无法听闻这个佛法啊，就是无法听闻别人给他传授佛法，然后他又还没有正果，因此呢，他就不知道怎么修啊。</w:t>
+        <w:t>[00:01:51.040] 再一个呢？没有证得道果的人呢？他是不应该投身到四种无色界天。四种无色界天呢？啊，他没有办法在无色界天里面来修行取证道果。因为他们不能够听闻佛法。因为无想有情天呢，它没有眼耳鼻舌身，没有色法，它只有四名运啊，只有是一个精神体。所以，无无法听闻这个佛法啊，就是无法听闻别人给他传授佛法，然后他又还没有正果，因此呢，他就不知道怎么修啊。</w:t>
       </w:r>
     </w:p>
     <w:p>
@@ -1904,7 +1904,7 @@
         <w:rPr>
           <w:b w:val="0"/>
         </w:rPr>
-        <w:t>[00:06:48.020] 好，那么下来是这个欲界天啊，欲界天呢有六成天啊，从这个啊，他化自在天啊，化乐天那个这个呃多率天夜摩天啊，三十三天啊，四天王天啊。</w:t>
+        <w:t>[00:06:48.020] 好，那么下来是这个欲界天啊，欲界天呢有六成天啊，从这个啊，他化自在天啊，化乐天那个这个呃兜率天夜摩天啊，三十三天啊，四天王天啊。</w:t>
       </w:r>
     </w:p>
     <w:p>
@@ -1919,7 +1919,7 @@
         <w:rPr>
           <w:b w:val="0"/>
         </w:rPr>
-        <w:t>[00:07:09.360] 呃，离我们最近的是四篇万篇，然后再往上是三十三篇，然后是月摩天，然后是多率天花德天茶化自在篇。</w:t>
+        <w:t>[00:07:09.360] 呃，离我们最近的是四篇万篇，然后再往上是三十三篇，然后是月摩天，然后是兜率天化乐天他化自在天。</w:t>
       </w:r>
     </w:p>
     <w:p>
@@ -1934,7 +1934,7 @@
         <w:rPr>
           <w:b w:val="0"/>
         </w:rPr>
-        <w:t>[00:07:19.520] 那我们经常讲的这个。魔王啊。啊，这个这个。这个天魔的这个魔王呢，就是插画自在天的天主。啊，他不是魔鬼，他是一个非常有福报的天神天主。嗯，非常的光明。那么这个。这个他化自在天天主为什么要来干扰佛陀呢？或者干扰佛弟子呢？因为这个他化自在天的天主啊，他认为欲界天最高天嘛。他认为一阶以下的所有的众生都是他的子民呐。呃，而这些子民呢，动不动就解脱了。解脱完以后，就不是他的子民了，管不了了，他很恼火，所以他又来骚扰你了，就希望你不正啊啊，希望你不要逃脱他的这个天魔的掌控啊。啊。</w:t>
+        <w:t>[00:07:19.520] 那我们经常讲的这个。魔王啊。啊，这个这个。这个天魔的这个魔王呢，就是他化自在天的天主。啊，他不是魔鬼，他是一个非常有福报的天神天主。嗯，非常的光明。那么这个。这个他化自在天天主为什么要来干扰佛陀呢？或者干扰佛弟子呢？因为这个他化自在天的天主啊，他认为欲界天最高天嘛。他认为一阶以下的所有的众生都是他的子民呐。呃，而这些子民呢，动不动就解脱了。解脱完以后，就不是他的子民了，管不了了，他很恼火，所以他又来骚扰你了，就希望你不正啊啊，希望你不要逃脱他的这个天魔的掌控啊。啊。</w:t>
       </w:r>
     </w:p>
     <w:p>
@@ -1994,7 +1994,7 @@
         <w:rPr>
           <w:b w:val="0"/>
         </w:rPr>
-        <w:t>[00:09:29.900] 啊，那这个兜率天呢，是这个一切诸佛啊，他来成佛呃之前的最后一生就菩萨的最后一生的居住地了啊，就是兜率天啊，那所以兜率天呢，就有会有很多。这个菩萨啊，在那儿居住了啊，但据这个以前呢，我们会讲斗率天有个内院呢。呃，但据这些观察的同学们去观察，都找不到内院的。哎呃，因为多率天，其实它不需要内院，它就是一个广摩的天界啊，非常殊胜啊。这个男天子女天子呢，都非常的光明啊。这个容貌非常的殊胜啊。</w:t>
+        <w:t>[00:09:29.900] 啊，那这个兜率天呢，是这个一切诸佛啊，他来成佛呃之前的最后一生就菩萨的最后一生的居住地了啊，就是兜率天啊，那所以兜率天呢，就有会有很多。这个菩萨啊，在那儿居住了啊，但据这个以前呢，我们会讲兜率天有个内院呢。呃，但据这些观察的同学们去观察，都找不到内院的。哎呃，因为兜率天，其实它不需要内院，它就是一个广摩的天界啊，非常殊胜啊。这个男天子女天子呢，都非常的光明啊。这个容貌非常的殊胜啊。</w:t>
       </w:r>
     </w:p>
     <w:p>
@@ -2179,7 +2179,7 @@
         <w:rPr>
           <w:b w:val="0"/>
         </w:rPr>
-        <w:t>[00:15:33.060] 啊，在佛陀时代有一位啊，这个大医，大医啊叫耆婆，我们过去翻译成耆婆巴利，叫吉哇啊，他是这个给佛陀治病的啊啊很厉害，那么后面呢，他就更早的就死掉了，他就因为这样给佛陀治病的功德呢，投生到三十三天做天子。</w:t>
+        <w:t>[00:15:33.060] 啊，在佛陀时代有一位啊，这个大医，大医啊叫耆婆，我们过去翻译成耆婆巴利，叫耆婆啊，他是这个给佛陀治病的啊啊很厉害，那么后面呢，他就更早的就死掉了，他就因为这样给佛陀治病的功德呢，投生到三十三天做天子。</w:t>
       </w:r>
     </w:p>
     <w:p>
@@ -2194,7 +2194,7 @@
         <w:rPr>
           <w:b w:val="0"/>
         </w:rPr>
-        <w:t>[00:15:57.360] 有一次呢，佛陀又生病了。然后这个，这个目犍连尊者啊，就想说，他去把岐佛拉回来。他就以神通呢，就去到三十三天就见到岐伯。提婆呢，就给他指了一下拇指，骑上天马就要走了。这个，这个，呃，目犍连尊者就讲说，哎，等等等等，这个世尊生病了，要去看去帮帮他看一下。他说，贤友，这不是我的责任啊。对我很忙啊，要现在要去开party呀。对，然后呢，这个摆一下手指头，骑着天马就跑掉了啊。对，就是到了天上，这个对佛陀的恭敬都会忘掉啊，所以他就有很多快乐的事情。</w:t>
+        <w:t>[00:15:57.360] 有一次呢，佛陀又生病了。然后这个，这个目犍连尊者啊，就想说，他去把耆婆拉回来。他就以神通呢，就去到三十三天就见到耆婆。提婆呢，就给他指了一下拇指，骑上天马就要走了。这个，这个，呃，目犍连尊者就讲说，哎，等等等等，这个世尊生病了，要去看去帮帮他看一下。他说，贤友，这不是我的责任啊。对我很忙啊，要现在要去开party呀。对，然后呢，这个摆一下手指头，骑着天马就跑掉了啊。对，就是到了天上，这个对佛陀的恭敬都会忘掉啊，所以他就有很多快乐的事情。</w:t>
       </w:r>
     </w:p>
     <w:p>
@@ -2657,7 +2657,7 @@
         <w:rPr>
           <w:b w:val="0"/>
         </w:rPr>
-        <w:t>[00:05:43.420] 那作为一个这个菩萨呢啊，菩萨道行者来讲呢啊，都会经常的往返于多率天和人间啊。所以天界呢，不是一个很可怕的东西，对，只有无想有情天不应该去啊，然后四无色界天不应该去啊。啊，其他的天界呢，你只要发愿好了，都是蛮好的啊。好，那基于这样呢啊，我们大家呢，尝试着来休息一下好。我们轻轻的闭上眼睛。回到我们的心。</w:t>
+        <w:t>[00:05:43.420] 那作为一个这个菩萨呢啊，菩萨道行者来讲呢啊，都会经常的往返于兜率天和人间啊。所以天界呢，不是一个很可怕的东西，对，只有无想有情天不应该去啊，然后四无色界天不应该去啊。啊，其他的天界呢，你只要发愿好了，都是蛮好的啊。好，那基于这样呢啊，我们大家呢，尝试着来休息一下好。我们轻轻的闭上眼睛。回到我们的心。</w:t>
       </w:r>
     </w:p>
     <w:p>
@@ -4762,15 +4762,15 @@
         <w:rPr>
           <w:b w:val="0"/>
         </w:rPr>
-        <w:t>[00:15:10.570] 死亡心升起的下一刻，邪神心就升起。你都被冻起来了，还会活着吗？还会有生命在里面吗？你的心流还会再继续产生吗？绝没有可能，</w:t>
-      </w:r>
-    </w:p>
-    <w:p>
-      <w:r>
-        <w:rPr>
-          <w:b w:val="0"/>
-        </w:rPr>
-        <w:t>[00:15:21.945] 你死了，你在冰冻，在零下六十度，一百度的没有用。啊。死亡啊，一生起啊，一结这个死心一升起。灭去结生，心就无间的生起，它必然是这样的一种运作，这是法的定则啊，是自然法则。谁都逃不过啊。好，那么。即使我们在高级的生命啊，这个乃自于天人啊，半天人啊啊，无色接天的天人啊，最高阶的天人是非想非非想处的天人呢，八万四千大劫的寿命，他就会死。那死亡呢？依然会在三十一界里面轮回都跑不掉。那即使你是这个初果圣者，二果圣者，三果圣者。四国甚至阿拉汉。你也会死。</w:t>
+        <w:t>[00:15:10.570] 死亡心升起的下一刻，结生心就升起。你都被冻起来了，还会活着吗？还会有生命在里面吗？你的心流还会再继续产生吗？绝没有可能，</w:t>
+      </w:r>
+    </w:p>
+    <w:p>
+      <w:r>
+        <w:rPr>
+          <w:b w:val="0"/>
+        </w:rPr>
+        <w:t>[00:15:21.945] 你死了，你在冰冻，在零下六十度，一百度的没有用。啊。死亡啊，一生起啊，一结这个死心一升起。灭去结生，心就无间的生起，它必然是这样的一种运作，这是法的定则啊，是自然法则。谁都逃不过啊。好，那么。即使我们在高级的生命啊，这个乃自于天人啊，半天人啊啊，无色界天的天人啊，最高阶的天人是非想非非想处的天人呢，八万四千大劫的寿命，他就会死。那死亡呢？依然会在三十一界里面轮回都跑不掉。那即使你是这个初果圣者，二果圣者，三果圣者。四国甚至阿拉汉。你也会死。</w:t>
       </w:r>
     </w:p>
     <w:p>
@@ -4818,7 +4818,7 @@
         <w:rPr>
           <w:b w:val="0"/>
         </w:rPr>
-        <w:t>[00:18:34.800] 那么死呢，有几种，一种是食死，一种是非食死啊，食死呢，就是夜尽而死，受尽而死，夜受俱尽啊。比如说，我们年老了啊，这个身体器官完全衰竭了，然后就是叫受尽啊。业尽呢，就是上一生临死前的那个成熟的业，不足以在支撑你的乳分流继续的发生啊。就业尽而死，就是你那个油灯啊，那油已经烧干了啊。业受接近呢，就是两者都合在一起。那非死死呢，就是毁坏业，就是你横死该死的时候就不该死的时候。你死了，包括生病啊，车祸啊，战争啊，灾难啊，这些都是要灰石死亡的。</w:t>
+        <w:t>[00:18:34.800] 那么死呢，有几种，一种是食死，一种是非食死啊，食死呢，就是业尽而死，寿尽而死，业寿俱尽啊。比如说，我们年老了啊，这个身体器官完全衰竭了，然后就是叫受尽啊。业尽呢，就是上一生临死前的那个成熟的业，不足以在支撑你的乳分流继续的发生啊。就业尽而死，就是你那个油灯啊，那油已经烧干了啊。业受接近呢，就是两者都合在一起。那非死死呢，就是毁坏业，就是你横死该死的时候就不该死的时候。你死了，包括生病啊，车祸啊，战争啊，灾难啊，这些都是要灰石死亡的。</w:t>
       </w:r>
     </w:p>
     <w:p>
@@ -4999,23 +4999,23 @@
         <w:rPr>
           <w:b w:val="0"/>
         </w:rPr>
-        <w:t>[00:30:55.390] 好，那我们用这样的一种思维方式来来思维，死亡一定会到来。啊，死亡，完全不可控，死亡我不知道什么时候出现，那死亡到来的时候，最好的方式我就坦然面对。啊，尽可能让我临死的塑形是上把的。啊，那你下一生就有保障。如果你加上有一些功德，那你就要发愿啊。</w:t>
-      </w:r>
-    </w:p>
-    <w:p>
-      <w:r>
-        <w:rPr>
-          <w:b w:val="0"/>
-        </w:rPr>
-        <w:t>[00:31:20.460] 对，平常经常就要发愿。啊，那功德够有发愿死亡到来的时候，你还觉得挺欢喜对吧？这一身，这个破身体啊，整天给我找麻烦。我发愿去梵天，我发愿至少去御界天去多率天啊。我们这个北川还说有多率天内院对吧？</w:t>
-      </w:r>
-    </w:p>
-    <w:p>
-      <w:r>
-        <w:rPr>
-          <w:b w:val="0"/>
-        </w:rPr>
-        <w:t>[00:31:42.925] 啊，弥勒菩萨住的地方好，弥勒菩萨是会在多率天的。啊，有没有内要要自己去看看？对啊，但是他一定在兜率天啊。啊，你可以放下去兜率天啊。对，那多少天的生命肯定比我们现在的生命好嘛啊，多少天呢，也不用证的刹那才能去，就是你有足够的戒啊，然后呢，有足够的功德啊，你发愿你就可能去。Well.所以大家从现在开始准备，然后呢决定我死的时候不怕我还发愿你就可能去，然后所以很欢喜的就去了。</w:t>
+        <w:t>[00:30:55.390] 好，那我们用这样的一种思维方式来来思维，死亡一定会到来。啊，死亡，完全不可控，死亡我不知道什么时候出现，那死亡到来的时候，最好的方式我就坦然面对。啊，尽可能让我临死的速行是上把的。啊，那你下一生就有保障。如果你加上有一些功德，那你就要发愿啊。</w:t>
+      </w:r>
+    </w:p>
+    <w:p>
+      <w:r>
+        <w:rPr>
+          <w:b w:val="0"/>
+        </w:rPr>
+        <w:t>[00:31:20.460] 对，平常经常就要发愿。啊，那功德够有发愿死亡到来的时候，你还觉得挺欢喜对吧？这一身，这个破身体啊，整天给我找麻烦。我发愿去梵天，我发愿至少去欲界天去兜率天啊。我们这个北川还说有多兜率天内院对吧？</w:t>
+      </w:r>
+    </w:p>
+    <w:p>
+      <w:r>
+        <w:rPr>
+          <w:b w:val="0"/>
+        </w:rPr>
+        <w:t>[00:31:42.925] 啊，弥勒菩萨住的地方好，弥勒菩萨是会在兜率天的。啊，有没有内要要自己去看看？对啊，但是他一定在兜率天啊。啊，你可以放下去兜率天啊。对，那多少天的生命肯定比我们现在的生命好嘛啊，多少天呢，也不用证的刹那才能去，就是你有足够的戒啊，然后呢，有足够的功德啊，你发愿你就可能去。Well.所以大家从现在开始准备，然后呢决定我死的时候不怕我还发愿你就可能去，然后所以很欢喜的就去了。</w:t>
       </w:r>
     </w:p>
     <w:p>
@@ -5047,7 +5047,7 @@
         <w:rPr>
           <w:b w:val="0"/>
         </w:rPr>
-        <w:t>[00:33:19.130] 我要后面的车，后面的车是多赛天的车，前面的天是欲界天三十三，不是，是三十三天的车，他就选择说，我不要三十三天的，我要那个多赛天的车。所以，这位居士呢，他也没有修止观，他就是供养布施、持戒啊。啊，多在天三十三天都派车来接他。我们也可以的。</w:t>
+        <w:t>[00:33:19.130] 我要后面的车，后面的车是兜率天的车，前面的天是欲界天三十三，不是，是三十三天的车，他就选择说，我不要三十三天的，我要那个兜率天的车。所以，这位居士呢，他也没有修止观，他就是供养布施、持戒啊。啊，多在天三十三天都派车来接他。我们也可以的。</w:t>
       </w:r>
     </w:p>
     <w:p>
@@ -5111,15 +5111,15 @@
         <w:rPr>
           <w:b w:val="0"/>
         </w:rPr>
-        <w:t>[00:38:29.180] 啊，你就心里面想一句，你曾经见过的同性的尸体啊，那你你知道死亡是不净的，就死亡以后就人凉透了。原来他可能脸色红润啊，啊，看你的眼睛很慈祥啊啊，然后你觉得它挺可爱啊，但死的时候他跟你再亲密，你也不觉得可爱。啊，不信你把那个尸体带回家，跟你一起睡，看看你肯定不干，对不对？他就再爱你，也不干啊。所以呢，他尸体是可验的。但是不见的哦。啊，</w:t>
-      </w:r>
-    </w:p>
-    <w:p>
-      <w:r>
-        <w:rPr>
-          <w:b w:val="0"/>
-        </w:rPr>
-        <w:t>[00:39:09.310] 那么对于修死随念呢，它其实呢，我们是有这个两种修法，一种呢，你修死随念呢，它可以这个证得出场啊，你就说他是不净不净不净，你可以证得出场啊。对，那么再一种呢，就是你可以修观禅的不净业处啊。那不管怎么样，我们都用来做修死回念的时候呢，其实我们是对这个死亡生起首句。这躯悚惧是什么呢？就是说我一定也会跟他一样死掉，而且我不知道什么时候死，而且不知道他会在什么地方死。死的时候我不知道有没有准备好啊，所以由此升起，我都没有准备的这个悚惧。这个悚惧不是恐惧，不是那个说完蛋，我要死了怎么办啊？</w:t>
+        <w:t>[00:38:29.180] 啊，你就心里面想一句，你曾经见过的同性的尸体啊，那你你知道死亡是不净的，就死亡以后就人凉透了。原来他可能脸色红润啊，啊，看你的眼睛很慈祥啊啊，然后你觉得它挺可爱啊，但死的时候他跟你再亲密，你也不觉得可爱。啊，不信你把那个尸体带回家，跟你一起睡，看看你肯定不干，对不对？他就再爱你，也不干啊。所以呢，他尸体是可厌的。但是不见的哦。啊，</w:t>
+      </w:r>
+    </w:p>
+    <w:p>
+      <w:r>
+        <w:rPr>
+          <w:b w:val="0"/>
+        </w:rPr>
+        <w:t>[00:39:09.310] 那么对于修死随念呢，它其实呢，我们是有这个两种修法，一种呢，你修死随念呢，它可以这个证得出场啊，你就说他是不净不净不净，你可以证得出场啊。对，那么再一种呢，就是你可以修观禅的不净业处啊。那不管怎么样，我们都用来做修死回念的时候呢，其实我们是对这个死亡生起悚惧。这躯悚惧是什么呢？就是说我一定也会跟他一样死掉，而且我不知道什么时候死，而且不知道他会在什么地方死。死的时候我不知道有没有准备好啊，所以由此升起，我都没有准备的这个悚惧。这个悚惧不是恐惧，不是那个说完蛋，我要死了怎么办啊？</w:t>
       </w:r>
     </w:p>
     <w:p>
@@ -5135,7 +5135,7 @@
         <w:rPr>
           <w:b w:val="0"/>
         </w:rPr>
-        <w:t>[00:40:20.180] 啊，那么看看自己现在持戒的够不够，功德够不够哦？禅那是不是能维持到临终啊？最好是禅那维持到临终啊，不能维持到临终，那我有没有戒行？我们有没有福德可以保证我临终的时候能够现起善念啊？那现在如果你觉得没有哦，就会有点手忙脚乱，我们怎么办？这个手句啊，那这个手句要维持很久吗？不用，就是说佛陀教你了，那我只要在临终的时候，意念死亡是必然的，我将会死去就够了。</w:t>
+        <w:t>[00:40:20.180] 啊，那么看看自己现在持戒的够不够，功德够不够哦？禅那是不是能维持到临终啊？最好是禅那维持到临终啊，不能维持到临终，那我有没有戒行？我们有没有福德可以保证我临终的时候能够现起善念啊？那现在如果你觉得没有哦，就会有点手忙脚乱，我们怎么办？这个悚惧啊，那这个悚惧要维持很久吗？不用，就是说佛陀教你了，那我只要在临终的时候，意念死亡是必然的，我将会死去就够了。</w:t>
       </w:r>
     </w:p>
     <w:p>
@@ -5191,7 +5191,7 @@
         <w:rPr>
           <w:b w:val="0"/>
         </w:rPr>
-        <w:t>[00:43:39.780] 修死随念啊，然后呢，他也带领他全家人都修死随念啊。他有他的妻子，然后有一个他的孩子，这孩子呢，也娶了媳妇啊。然后他有一个帮他干活的长工啊，有一天呢，他们去带着他的儿子呢，啊，就去啊，干农活。啊，干农活呢，在耕田的时候呢，啊，不小心呢，碰到了这个田埂边上的一个蛇洞啊，有一条眼镜蛇冲出来给他儿子咬一口。啊啊，那么他这个儿子呢，就很快就那个蛇毒呢，就进入他身体啊，那很快就死了。那因为他们全家都修死水面呢，所以这个儿子死的时候呢，他直接就升到三十三天去成为一个天子。</w:t>
+        <w:t>[00:43:39.780] 修死随念啊，然后呢，他也带领他全家人都修死随念啊。他有他的妻子，然后有一个他的孩子，这孩子呢，也娶了媳妇啊。然后他有一个帮他干活的长工啊，有一天呢，他们去带着他的儿子呢，啊，就去啊，干农活。啊，干农活呢，在耕田的时候呢，啊，不小心呢，碰到了这个田埂边上的一个蛇洞啊，有一条眼镜蛇冲出来给他儿子咬一口。啊啊，那么他这个儿子呢，就很快就那个蛇毒呢，就进入他身体啊，那很快就死了。那因为他们全家都修死随念呢，所以这个儿子死的时候呢，他直接就升到三十三天去成为一个天子。</w:t>
       </w:r>
     </w:p>
     <w:p>
@@ -5311,7 +5311,7 @@
         <w:rPr>
           <w:b w:val="0"/>
         </w:rPr>
-        <w:t>[00:51:06.520] 第八呢，临终无畏无昏迷啊，因为你有思念的临终，没有恐惧，然后你不会昏迷。啊，今生不能证阿拉汉，来世能得善去哦，修持随量有这么多的啊，利益啊。啊就是总结起来啊细的还有更多。好。那我们现在呢，就大家可以试一下啊。</w:t>
+        <w:t>[00:51:06.520] 第八呢，临终无畏无昏迷啊，因为你有思念的临终，没有恐惧，然后你不会昏迷。啊，今生不能证阿拉汉，来世能得善趣哦，修持随量有这么多的啊，利益啊。啊就是总结起来啊细的还有更多。好。那我们现在呢，就大家可以试一下啊。</w:t>
       </w:r>
     </w:p>
     <w:p>
@@ -5388,7 +5388,7 @@
         <w:rPr>
           <w:b w:val="0"/>
         </w:rPr>
-        <w:t>[00:00:12.380] 好，我们一起来礼敬佛陀。南无拉萨瓦多阿拉多南么三姆拉萨。南无拉萨，萨瓦多，阿拉阿多萨摩萨摩拉萨。南无拉萨，帕嘎瓦多，阿拉哈多嘛，三不拉萨。以及那位世尊，阿拉汉正自觉者。啊，各位尊者，各位法师，各位贤友，晚上啊，早上吉祥。啊，那就已经进入第五天，马上就结束了啊。</w:t>
+        <w:t>[00:00:12.380] 好，我们一起来礼敬佛陀。Namo tassa bhagavato arahato sammā-sambuddhassa。礼敬那位世尊、阿拉汉、正自觉者。啊，各位尊者，各位法师，各位贤友，晚上啊，早上吉祥。啊，那就已经进入第五天，马上就结束了啊。</w:t>
       </w:r>
     </w:p>
     <w:p>
@@ -5772,7 +5772,7 @@
         <w:rPr>
           <w:b w:val="0"/>
         </w:rPr>
-        <w:t>[00:24:19.860] 然后，他一观察，发现是因为他临死的时候休息室水淹呢啊，所以，然后呢，他就检视他的父母现在的情况。他发现他们正在焚烧他的尸体。呃，而且没有人有哭泣啊悲伤啊啊，即使存有悚惧啊啊，内心有哀悼他祝福他，但没有哭泣，所以他呢，就现出一个普通人的样貌，</w:t>
+        <w:t>[00:24:19.860] 然后，他一观察，发现是因为他临死的时候修死随念呢啊，所以，然后呢，他就检视他的父母现在的情况。他发现他们正在焚烧他的尸体。呃，而且没有人有哭泣啊悲伤啊啊，即使存有悚惧啊啊，内心有哀悼他祝福他，但没有哭泣，所以他呢，就现出一个普通人的样貌，</w:t>
       </w:r>
     </w:p>
     <w:p>
@@ -5940,7 +5940,7 @@
         <w:rPr>
           <w:b w:val="0"/>
         </w:rPr>
-        <w:t>[00:37:39.040] 这个。面色狰狞。的一具尸体。知道，他已经死了。他这个身体再没有其他任何的生命。除了他肚子里的虫。他原来的生命已经消失了。他的新的生命在新的地方产生了。这个尸体不是鬼啊。他。可验的只是这一句。尸体的本身。啊，所以这个尸体它是可验的。你不会喜欢啊。啊，所以他是。啊，这个众生已经死了。出去了。死亡是一切生命的归宿。啊，所以他是。对对。可验可验可验。</w:t>
+        <w:t>[00:37:39.040] 这个。面色狰狞。的一具尸体。知道，他已经死了。他这个身体再没有其他任何的生命。除了他肚子里的虫。他原来的生命已经消失了。他的新的生命在新的地方产生了。这个尸体不是鬼啊。他。可厌的只是这一句。尸体的本身。啊，所以这个尸体它是可厌的。你不会喜欢啊。啊，所以他是。啊，这个众生已经死了。出去了。死亡是一切生命的归宿。啊，所以他是。对对。可厌可厌可厌。</w:t>
       </w:r>
     </w:p>
     <w:p>
@@ -5956,7 +5956,7 @@
         <w:rPr>
           <w:b w:val="0"/>
         </w:rPr>
-        <w:t>[00:39:27.160] 我们知道这个尸体是曾经的一位一个生命啊，最后的结果。啊，一切生命的终点，就是变成一具尸体。你也会死啊。你也会死好。诶，那你思维呢。我也坚持。我也是一个生命。生命的终点必然是死亡，死亡就剩下一具尸体。我也将像这个尸体一样呢，失去生命，留下这个。可验的字体。然后呢，就把那个实体换成你自己。换成你自己的样子躺在那儿啊。没有温度啊。啊？铁青的脸色黑黑的，嗯？水石。是是。我将会死。死亡必将到，必将到来。死神呢？什么时候到来不知道。无法把控，也无法预测。</w:t>
+        <w:t>[00:39:27.160] 我们知道这个尸体是曾经的一位一个生命啊，最后的结果。啊，一切生命的终点，就是变成一具尸体。你也会死啊。你也会死好。诶，那你思维呢。我也坚持。我也是一个生命。生命的终点必然是死亡，死亡就剩下一具尸体。我也将像这个尸体一样呢，失去生命，留下这个。可厌的字体。然后呢，就把那个实体换成你自己。换成你自己的样子躺在那儿啊。没有温度啊。啊？铁青的脸色黑黑的，嗯？水石。是是。我将会死。死亡必将到，必将到来。死神呢？什么时候到来不知道。无法把控，也无法预测。</w:t>
       </w:r>
     </w:p>
     <w:p>
@@ -6028,7 +6028,7 @@
         <w:rPr>
           <w:b w:val="0"/>
         </w:rPr>
-        <w:t>[00:48:41.780] 生命的终点是死亡。我将会死亡。我死的时候，就像这一具尸体一样。啊实体是可验的。因此对我现在这个身体没有什么好。特别在意，反正都是。啊舌头都要火化或者烂掉。那我有更多的时间呢，应该为死亡到来之前。能够积累。解脱的资粮。做更多的努力。</w:t>
+        <w:t>[00:48:41.780] 生命的终点是死亡。我将会死亡。我死的时候，就像这一具尸体一样。啊实体是可厌的。因此对我现在这个身体没有什么好。特别在意，反正都是。啊舌头都要火化或者烂掉。那我有更多的时间呢，应该为死亡到来之前。能够积累。解脱的资粮。做更多的努力。</w:t>
       </w:r>
     </w:p>
     <w:p>

--- a/交付成果/第三轮修订版/第三轮4周版/读书会25_随念修习全系列（七随念与食厌想）_4周资料包（第三版修订）/Word版/第3周_天随念与死随念_学员版.docx
+++ b/交付成果/第三轮修订版/第三轮4周版/读书会25_随念修习全系列（七随念与食厌想）_4周资料包（第三版修订）/Word版/第3周_天随念与死随念_学员版.docx
@@ -1770,7 +1770,7 @@
         <w:rPr>
           <w:b w:val="0"/>
         </w:rPr>
-        <w:t>[00:03:41.660] 啊，他是怎么获得的呢？是外道。他挣了市场以后，他对于这个。这个烦恼的认知呢，他认为人的烦恼就是这个精神造成的。就是我们胡思乱想造成的，那么没有想法，那就没有，就没有那么多苦恼，所以他在。这个证了四禅以后临命终时啊。他这个决议呢，不再有这种。精神哈就无想。啊，没有任何的思想哦，那么这样的决议呢，在他随着他的市场啊维持到临终，那死了以后呢，他就会在无想有情天结生。</w:t>
+        <w:t>[00:03:41.660] 啊，他是怎么获得的呢？是外道。他挣了禅那以后，他对于这个。这个烦恼的认知呢，他认为人的烦恼就是这个精神造成的。就是我们胡思乱想造成的，那么没有想法，那就没有，就没有那么多苦恼，所以他在。这个证了四禅以后临命终时啊。他这个决议呢，不再有这种。精神哈就无想。啊，没有任何的思想哦，那么这样的决议呢，在他随着他的禅那啊维持到临终，那死了以后呢，他就会在无想有情天结生。</w:t>
       </w:r>
     </w:p>
     <w:p>
@@ -1845,7 +1845,7 @@
         <w:rPr>
           <w:b w:val="0"/>
         </w:rPr>
-        <w:t>[00:06:29.455] 他一坐下来就是出禅了啊，眼睛不用眼睛闭住，那就是出禅的啊。就定力非常容易培养，</w:t>
+        <w:t>[00:06:29.455] 他一坐下来就是初禅了啊，眼睛不用眼睛闭住，那就是初禅的啊。就定力非常容易培养，</w:t>
       </w:r>
     </w:p>
     <w:p>
@@ -1919,7 +1919,7 @@
         <w:rPr>
           <w:b w:val="0"/>
         </w:rPr>
-        <w:t>[00:07:09.360] 呃，离我们最近的是四篇万篇，然后再往上是三十三篇，然后是月摩天，然后是兜率天化乐天他化自在天。</w:t>
+        <w:t>[00:07:09.360] 呃，离我们最近的是四天王天，然后再往上是三十三天，然后是夜摩天，然后是兜率天化乐天他化自在天。</w:t>
       </w:r>
     </w:p>
     <w:p>
@@ -4666,7 +4666,7 @@
         <w:rPr>
           <w:b w:val="0"/>
         </w:rPr>
-        <w:t>[00:00:13.740] 已经工作。南无大佛，阿多三三。南无南无阿南么？I send them that.哦哦，拉三三毕竟乃为世尊阿啊。更自觉者。啊，各位法师，各位贤友，早上吉祥。西人。对。Mi.Hello.西兰的的的。哈。那个什么哪个干。有无个呾死人？I,咪。都行到啊。西的。的哈。布萨塔西人。啊。伊兰的。那么。One.啊。南米，桑米。不，萨南咪，萨南米。大地萨南米，大地萨南米，桑米。Eight.</w:t>
+        <w:t>[00:00:13.740] 已经工作。礼敬（佛陀）。啊，各位法师，各位贤友，早上吉祥。西人。对。Mi.Hello.西兰的的的。哈。那个什么哪个干。有无个呾死人？I,咪。都行到啊。西的。的哈。布萨塔西人。啊。伊兰的。那么。One.啊。南米，桑米。不，萨南咪，萨南米。大地萨南米，大地萨南米，桑米。Eight.</w:t>
       </w:r>
     </w:p>
     <w:p>
@@ -4682,7 +4682,7 @@
         <w:rPr>
           <w:b w:val="0"/>
         </w:rPr>
-        <w:t>[00:08:56.500] 哈鲁干班有八大呀。尊者，我请求业处。请尊者出于怜悯，这时后给我列出。OK,yes.那今天呢，我们学习一个。护卫船的第三种啊。呃。是，随便。啊，死髓天怎么修呢？</w:t>
+        <w:t>[00:08:56.500] 哈鲁干班有八大呀。尊者，我请求业处。请尊者出于怜悯，这时后给我列出。OK,yes.那今天呢，我们学习一个。护卫船的第三种啊。呃。是，随便。啊，死随念怎么修呢？</w:t>
       </w:r>
     </w:p>
     <w:p>
@@ -4698,7 +4698,7 @@
         <w:rPr>
           <w:b w:val="0"/>
         </w:rPr>
-        <w:t>[00:10:34.520] 不开玩笑的，所以佛陀呢？为了帮我们，就让我们修持水莲？就你先啊，正确的认识死亡。啊，那么在这个问题上呢，我们中国人特别麻烦，因为我们很忌讳说死对吧，我们说谁谁死，哎呀晦气，呸呸呸呸呸，不要说诶，好像那个屎会跑到你身上来一样。那么在佛陀的教法里面呢？就是我们要能够如实的啊看到生命的真相，然后接受生命就是这样一个状态啊。那对于生命可能发生的一切啊，我们都要有所准备。</w:t>
+        <w:t>[00:10:34.520] 不开玩笑的，所以佛陀呢？为了帮我们，就让我们修持死随念？就你先啊，正确的认识死亡。啊，那么在这个问题上呢，我们中国人特别麻烦，因为我们很忌讳说死对吧，我们说谁谁死，哎呀晦气，呸呸呸呸呸，不要说诶，好像那个屎会跑到你身上来一样。那么在佛陀的教法里面呢？就是我们要能够如实的啊看到生命的真相，然后接受生命就是这样一个状态啊。那对于生命可能发生的一切啊，我们都要有所准备。</w:t>
       </w:r>
     </w:p>
     <w:p>
@@ -5159,7 +5159,7 @@
         <w:rPr>
           <w:b w:val="0"/>
         </w:rPr>
-        <w:t>[00:41:42.110] 这个如果修过十种坟坛观的人呢，啊，我们会看到这个从这个青鱼巷总站像啊，这个血徒像。到这个最后到要变成一把灰啊，这个九种的这种冠带，那任何一个尸体，你只要不是去火化火化呢，就是变成几个白骨啊，不是火化，它一定是这种九种的那种状态啊。最后这个尸体是这样啊，你的尸体最后你也会死死完以后，你的尸体也是这样啊。然后注意死是不净不净啊啊，生你的心就会平静下来啊，平静下来，有些人就能证得出禅啊。好，那么最后你以后把那个尸体啊，把它换成你的。给他替换过去啊，你感觉你躺在那上面就是你啊啊然后呢，</w:t>
+        <w:t>[00:41:42.110] 这个如果修过十种坟坛观的人呢，啊，我们会看到这个从这个青鱼巷总站像啊，这个血徒像。到这个最后到要变成一把灰啊，这个九种的这种冠带，那任何一个尸体，你只要不是去火化火化呢，就是变成几个白骨啊，不是火化，它一定是这种九种的那种状态啊。最后这个尸体是这样啊，你的尸体最后你也会死死完以后，你的尸体也是这样啊。然后注意死是不净不净啊啊，生你的心就会平静下来啊，平静下来，有些人就能证得初禅啊。好，那么最后你以后把那个尸体啊，把它换成你的。给他替换过去啊，你感觉你躺在那上面就是你啊啊然后呢，</w:t>
       </w:r>
     </w:p>
     <w:p>

--- a/交付成果/第三轮修订版/第三轮4周版/读书会25_随念修习全系列（七随念与食厌想）_4周资料包（第三版修订）/Word版/第3周_天随念与死随念_学员版.docx
+++ b/交付成果/第三轮修订版/第三轮4周版/读书会25_随念修习全系列（七随念与食厌想）_4周资料包（第三版修订）/Word版/第3周_天随念与死随念_学员版.docx
@@ -1622,7 +1622,7 @@
         <w:rPr>
           <w:b w:val="0"/>
         </w:rPr>
-        <w:t>[00:00:00.050] 新的月出，叫天随念。天水应该是。啊，十种水链之一了啊，有的称六水链的啊。呃，其中的一种了啊。天水念呢，就是随念啊，诸天啊。这个。这个依圣者而生信的德啊，就信戒闻思慧。就随念诸天有这样的功德啊。</w:t>
+        <w:t>[00:00:00.050] 新的月出，叫天随念。天水应该是。啊，十种水链之一了啊，有的称六水链的啊。呃，其中的一种了啊。天水念呢，就是随念啊，诸天啊。这个。依圣者而生信之德——信、戒、闻、施、慧。就随念诸天有这样的功德啊。</w:t>
       </w:r>
     </w:p>
     <w:p>
@@ -1696,7 +1696,7 @@
         <w:rPr>
           <w:b w:val="0"/>
         </w:rPr>
-        <w:t>[00:01:51.040] 再一个呢？没有证得道果的人呢？他是不应该投身到四种无色界天。四种无色界天呢？啊，他没有办法在无色界天里面来修行取证道果。因为他们不能够听闻佛法。因为无想有情天呢，它没有眼耳鼻舌身，没有色法，它只有四名运啊，只有是一个精神体。所以，无无法听闻这个佛法啊，就是无法听闻别人给他传授佛法，然后他又还没有正果，因此呢，他就不知道怎么修啊。</w:t>
+        <w:t>[00:01:51.040] 再一个呢？没有证得道果的人呢？他是不应该投身到四种无色界天。四种无色界天呢？啊，他没有办法在无色界天里面来修行取证道果。因为他们不能够听闻佛法。因为无色界天的天人呢，他没有眼耳鼻舌身、没有色法，只有四名蕴啊，只有是一个精神体。所以，无无法听闻这个佛法啊，就是无法听闻别人给他传授佛法，然后他又还没有正果，因此呢，他就不知道怎么修啊。</w:t>
       </w:r>
     </w:p>
     <w:p>
@@ -1830,7 +1830,7 @@
         <w:rPr>
           <w:b w:val="0"/>
         </w:rPr>
-        <w:t>[00:06:04.355] 他如果要修习佛法。就非常容易。啊，它可以长时间这个这个几百年上万年的坐在那儿不起来修止观哦诶，它的时场是自动就可以入场，不要像我们这么辛苦啊哎要做的呢就可以入场哈。因为是他的，比如说他出场天，</w:t>
+        <w:t>[00:06:04.355] 他如果要修习佛法。就非常容易。啊，它可以长时间这个这个几百年上万年的坐在那儿不起来修止观哦诶，它的禅那是自动就可以入禅，不要像我们这么辛苦啊哎要做的呢就可以入场哈。因为是他的，比如说他出场天，</w:t>
       </w:r>
     </w:p>
     <w:p>
@@ -2030,7 +2030,7 @@
         <w:rPr>
           <w:b w:val="0"/>
         </w:rPr>
-        <w:t>[00:10:22.520] 那三十三天呢，是我们这个。这个沦为界哈。啊，这个依地而住的，哈，就是对顶上的啊。比如这个，呃，我们讲须弥山的山顶上，呃，是三十三天呢。啊，所以三十三天呢，他们的兼职啊或者。有很多的部众哈，比如说雷神啊，火神啊，啊这种大部众啊，有大天神。啊掌管人间的这些很多啊相关的啊福祉啊啊。嗯，这这个呃三十三天呢。跟四天王天呢，跟人间呢，就有很多的关联呢。</w:t>
+        <w:t>[00:10:22.520] 那三十三天呢，是我们这个欲界的地居天，依地而住，哈，就是对顶上的啊。比如这个，呃，我们讲须弥山的山顶上，呃，是三十三天呢。啊，所以三十三天呢，他们的兼职啊或者。有很多的部众哈，比如说雷神啊，火神啊，啊这种大部众啊，有大天神。啊掌管人间的这些很多啊相关的啊福祉啊啊。嗯，这这个呃三十三天呢。跟四天王天呢，跟人间呢，就有很多的关联呢。</w:t>
       </w:r>
     </w:p>
     <w:p>
@@ -5159,7 +5159,7 @@
         <w:rPr>
           <w:b w:val="0"/>
         </w:rPr>
-        <w:t>[00:41:42.110] 这个如果修过十种坟坛观的人呢，啊，我们会看到这个从这个青鱼巷总站像啊，这个血徒像。到这个最后到要变成一把灰啊，这个九种的这种冠带，那任何一个尸体，你只要不是去火化火化呢，就是变成几个白骨啊，不是火化，它一定是这种九种的那种状态啊。最后这个尸体是这样啊，你的尸体最后你也会死死完以后，你的尸体也是这样啊。然后注意死是不净不净啊啊，生你的心就会平静下来啊，平静下来，有些人就能证得初禅啊。好，那么最后你以后把那个尸体啊，把它换成你的。给他替换过去啊，你感觉你躺在那上面就是你啊啊然后呢，</w:t>
+        <w:t>[00:41:42.110] 这个如果修过十种坟坛观的人呢，啊，我们会看到这个从这个青瘀相、膨胀相、血涂相，到最后变成一把灰啊，这个九种的这种冠带，那任何一个尸体，你只要不是去火化火化呢，就是变成几个白骨啊，不是火化，它一定是这种九种的那种状态啊。最后这个尸体是这样啊，你的尸体最后你也会死死完以后，你的尸体也是这样啊。然后注意死是不净不净啊啊，生你的心就会平静下来啊，平静下来，有些人就能证得初禅啊。好，那么最后你以后把那个尸体啊，把它换成你的。给他替换过去啊，你感觉你躺在那上面就是你啊啊然后呢，</w:t>
       </w:r>
     </w:p>
     <w:p>
